--- a/samples/sample_pleading.docx
+++ b/samples/sample_pleading.docx
@@ -142,6 +142,28 @@
         </w:tc>
       </w:tr>
     </w:tbl>
+    <w:p/>
+    <w:p>
+      <w:r>
+        <w:t>BY THE COURT:</w:t>
+      </w:r>
+    </w:p>
+    <w:p/>
+    <w:p>
+      <w:r>
+        <w:t>_______________________________</w:t>
+      </w:r>
+    </w:p>
+    <w:p>
+      <w:r>
+        <w:t>Amber M. Cordova</w:t>
+      </w:r>
+    </w:p>
+    <w:p>
+      <w:r>
+        <w:t>District Court Judge</w:t>
+      </w:r>
+    </w:p>
     <w:sectPr>
       <w:headerReference w:type="default" r:id="rId9"/>
       <w:footerReference w:type="default" r:id="rId10"/>
